--- a/public/resume/cv-quant.docx
+++ b/public/resume/cv-quant.docx
@@ -33,7 +33,7 @@
         </w:rPr>
         <w:t xml:space="preserve">✉ </w:t>
       </w:r>
-      <w:hyperlink w:history="1" r:id="rId-20vcdnxuxjsuwptmo5od">
+      <w:hyperlink w:history="1" r:id="rIdwa9mg_efylv6tfdu3sfcg">
         <w:r>
           <w:rPr>
             <w:rFonts w:ascii="Calibri" w:cs="Calibri" w:eastAsia="Calibri" w:hAnsi="Calibri"/>
@@ -63,7 +63,7 @@
         </w:rPr>
         <w:t xml:space="preserve">• </w:t>
       </w:r>
-      <w:hyperlink w:history="1" r:id="rIdkrgs4ot8yaos_cljamafh">
+      <w:hyperlink w:history="1" r:id="rIdkxgm8c4mowygqgku2j2kq">
         <w:r>
           <w:rPr>
             <w:rFonts w:ascii="Calibri" w:cs="Calibri" w:eastAsia="Calibri" w:hAnsi="Calibri"/>
@@ -93,7 +93,7 @@
         </w:rPr>
         <w:t xml:space="preserve">⁠in </w:t>
       </w:r>
-      <w:hyperlink w:history="1" r:id="rIdr9cb_bqs7d-m_oyit4zq2">
+      <w:hyperlink w:history="1" r:id="rIddpyv3eujdcdhmplyit5yy">
         <w:r>
           <w:rPr>
             <w:rFonts w:ascii="Calibri" w:cs="Calibri" w:eastAsia="Calibri" w:hAnsi="Calibri"/>
@@ -123,7 +123,7 @@
         </w:rPr>
         <w:t xml:space="preserve">◔ </w:t>
       </w:r>
-      <w:hyperlink w:history="1" r:id="rIddsrjtatybyzb0rkltwnag">
+      <w:hyperlink w:history="1" r:id="rId3lo5fc0udpuijcnmrhrsk">
         <w:r>
           <w:rPr>
             <w:rFonts w:ascii="Calibri" w:cs="Calibri" w:eastAsia="Calibri" w:hAnsi="Calibri"/>
@@ -153,7 +153,7 @@
         </w:rPr>
         <w:t xml:space="preserve">Ⓘ </w:t>
       </w:r>
-      <w:hyperlink w:history="1" r:id="rIdfonsr0q6wk_dnaymxym8g">
+      <w:hyperlink w:history="1" r:id="rIdspuvmvwxszc6thrd7rspb">
         <w:r>
           <w:rPr>
             <w:rFonts w:ascii="Calibri" w:cs="Calibri" w:eastAsia="Calibri" w:hAnsi="Calibri"/>
@@ -716,7 +716,7 @@
         </w:rPr>
         <w:t xml:space="preserve">   </w:t>
       </w:r>
-      <w:hyperlink w:history="1" r:id="rIdt69pq0karzvpuasrpe4f1">
+      <w:hyperlink w:history="1" r:id="rIdzz-r2fjus5rfkqfiz3vtn">
         <w:r>
           <w:rPr>
             <w:rFonts w:ascii="Calibri" w:cs="Calibri" w:eastAsia="Calibri" w:hAnsi="Calibri"/>
@@ -744,7 +744,7 @@
         </w:rPr>
         <w:t xml:space="preserve">| </w:t>
       </w:r>
-      <w:hyperlink w:history="1" r:id="rIduew2jzwbuchgksai2agrv">
+      <w:hyperlink w:history="1" r:id="rIdicwblqxj2llebr2udpi4j">
         <w:r>
           <w:rPr>
             <w:rFonts w:ascii="Calibri" w:cs="Calibri" w:eastAsia="Calibri" w:hAnsi="Calibri"/>
@@ -772,7 +772,7 @@
         </w:rPr>
         <w:t xml:space="preserve">| </w:t>
       </w:r>
-      <w:hyperlink w:history="1" r:id="rIdsqrncehr0azqggh06tonh">
+      <w:hyperlink w:history="1" r:id="rId8shx6uq_1ph-iekuyshh7">
         <w:r>
           <w:rPr>
             <w:rFonts w:ascii="Calibri" w:cs="Calibri" w:eastAsia="Calibri" w:hAnsi="Calibri"/>
@@ -1125,7 +1125,7 @@
         </w:rPr>
         <w:t xml:space="preserve">   </w:t>
       </w:r>
-      <w:hyperlink w:history="1" r:id="rId0kv81yei2he9f811zdkpo">
+      <w:hyperlink w:history="1" r:id="rIdma9cygidkoxvdodbpsazm">
         <w:r>
           <w:rPr>
             <w:rFonts w:ascii="Calibri" w:cs="Calibri" w:eastAsia="Calibri" w:hAnsi="Calibri"/>
@@ -1153,7 +1153,7 @@
         </w:rPr>
         <w:t xml:space="preserve">| </w:t>
       </w:r>
-      <w:hyperlink w:history="1" r:id="rIdpmjgekxu1vdbu1eoevh9z">
+      <w:hyperlink w:history="1" r:id="rIdcoeyzew7gboysme2y08hb">
         <w:r>
           <w:rPr>
             <w:rFonts w:ascii="Calibri" w:cs="Calibri" w:eastAsia="Calibri" w:hAnsi="Calibri"/>
@@ -1286,7 +1286,7 @@
         </w:rPr>
         <w:t xml:space="preserve">   </w:t>
       </w:r>
-      <w:hyperlink w:history="1" r:id="rIdmt7cjnhqt97l4prk24e4e">
+      <w:hyperlink w:history="1" r:id="rIdqmwa5exavgaphsrqmf9zh">
         <w:r>
           <w:rPr>
             <w:rFonts w:ascii="Calibri" w:cs="Calibri" w:eastAsia="Calibri" w:hAnsi="Calibri"/>
@@ -1314,7 +1314,7 @@
         </w:rPr>
         <w:t xml:space="preserve">| </w:t>
       </w:r>
-      <w:hyperlink w:history="1" r:id="rId0jxbsmavhzcv28mbkgy8k">
+      <w:hyperlink w:history="1" r:id="rIdko9gcwj-pg2djv99jwu76">
         <w:r>
           <w:rPr>
             <w:rFonts w:ascii="Calibri" w:cs="Calibri" w:eastAsia="Calibri" w:hAnsi="Calibri"/>
@@ -1342,7 +1342,7 @@
         </w:rPr>
         <w:t xml:space="preserve">| </w:t>
       </w:r>
-      <w:hyperlink w:history="1" r:id="rIdt-xmgf1ra4occqmsrccxb">
+      <w:hyperlink w:history="1" r:id="rIdo9j40nsirtyt3si3uriue">
         <w:r>
           <w:rPr>
             <w:rFonts w:ascii="Calibri" w:cs="Calibri" w:eastAsia="Calibri" w:hAnsi="Calibri"/>
@@ -1509,7 +1509,7 @@
         </w:rPr>
         <w:t xml:space="preserve">   </w:t>
       </w:r>
-      <w:hyperlink w:history="1" r:id="rIdbdufxdsgnn4yocsts3end">
+      <w:hyperlink w:history="1" r:id="rIdjgnzhjht_di1_e9r9-hcv">
         <w:r>
           <w:rPr>
             <w:rFonts w:ascii="Calibri" w:cs="Calibri" w:eastAsia="Calibri" w:hAnsi="Calibri"/>
@@ -1537,7 +1537,7 @@
         </w:rPr>
         <w:t xml:space="preserve">| </w:t>
       </w:r>
-      <w:hyperlink w:history="1" r:id="rId9yron4af9hndrhzveep_u">
+      <w:hyperlink w:history="1" r:id="rId7jblyopiez7wkeblhn5hh">
         <w:r>
           <w:rPr>
             <w:rFonts w:ascii="Calibri" w:cs="Calibri" w:eastAsia="Calibri" w:hAnsi="Calibri"/>
@@ -1666,7 +1666,7 @@
         </w:rPr>
         <w:t xml:space="preserve">   </w:t>
       </w:r>
-      <w:hyperlink w:history="1" r:id="rIdli3zertpi48tgxsuubs6p">
+      <w:hyperlink w:history="1" r:id="rIdsqc3jcbic-qvnbtdh9dsn">
         <w:r>
           <w:rPr>
             <w:rFonts w:ascii="Calibri" w:cs="Calibri" w:eastAsia="Calibri" w:hAnsi="Calibri"/>
@@ -1816,7 +1816,7 @@
         </w:rPr>
         <w:t xml:space="preserve">   </w:t>
       </w:r>
-      <w:hyperlink w:history="1" r:id="rIdblmmi6jhygopdcm1vsigj">
+      <w:hyperlink w:history="1" r:id="rId2vkzavay6bfbhz-qgqq6u">
         <w:r>
           <w:rPr>
             <w:rFonts w:ascii="Calibri" w:cs="Calibri" w:eastAsia="Calibri" w:hAnsi="Calibri"/>
@@ -2600,7 +2600,7 @@
         </w:rPr>
         <w:t xml:space="preserve">   </w:t>
       </w:r>
-      <w:hyperlink w:history="1" r:id="rIdqy4_ztjhdcz9hjeosbecc">
+      <w:hyperlink w:history="1" r:id="rIdhdr4iw1todk1quhqfc08c">
         <w:r>
           <w:rPr>
             <w:rFonts w:ascii="Calibri" w:cs="Calibri" w:eastAsia="Calibri" w:hAnsi="Calibri"/>
@@ -2628,7 +2628,7 @@
         </w:rPr>
         <w:t xml:space="preserve">| </w:t>
       </w:r>
-      <w:hyperlink w:history="1" r:id="rIdjq6si0pcsp6cixj-ivihh">
+      <w:hyperlink w:history="1" r:id="rIdfslrnwhxhtwn4e18ahi_u">
         <w:r>
           <w:rPr>
             <w:rFonts w:ascii="Calibri" w:cs="Calibri" w:eastAsia="Calibri" w:hAnsi="Calibri"/>

--- a/public/resume/cv-quant.docx
+++ b/public/resume/cv-quant.docx
@@ -33,7 +33,7 @@
         </w:rPr>
         <w:t xml:space="preserve">✉ </w:t>
       </w:r>
-      <w:hyperlink w:history="1" r:id="rIdwa9mg_efylv6tfdu3sfcg">
+      <w:hyperlink w:history="1" r:id="rIdhhvt80qhvkqxn28ekupla">
         <w:r>
           <w:rPr>
             <w:rFonts w:ascii="Calibri" w:cs="Calibri" w:eastAsia="Calibri" w:hAnsi="Calibri"/>
@@ -63,7 +63,7 @@
         </w:rPr>
         <w:t xml:space="preserve">• </w:t>
       </w:r>
-      <w:hyperlink w:history="1" r:id="rIdkxgm8c4mowygqgku2j2kq">
+      <w:hyperlink w:history="1" r:id="rIdm5uo9fwbv8kfpaz_ht_v1">
         <w:r>
           <w:rPr>
             <w:rFonts w:ascii="Calibri" w:cs="Calibri" w:eastAsia="Calibri" w:hAnsi="Calibri"/>
@@ -93,7 +93,7 @@
         </w:rPr>
         <w:t xml:space="preserve">⁠in </w:t>
       </w:r>
-      <w:hyperlink w:history="1" r:id="rIddpyv3eujdcdhmplyit5yy">
+      <w:hyperlink w:history="1" r:id="rIdnttqrcvrz5xy6mh1e-0ha">
         <w:r>
           <w:rPr>
             <w:rFonts w:ascii="Calibri" w:cs="Calibri" w:eastAsia="Calibri" w:hAnsi="Calibri"/>
@@ -123,7 +123,7 @@
         </w:rPr>
         <w:t xml:space="preserve">◔ </w:t>
       </w:r>
-      <w:hyperlink w:history="1" r:id="rId3lo5fc0udpuijcnmrhrsk">
+      <w:hyperlink w:history="1" r:id="rIdjsdrnmonp5i6alk9idrck">
         <w:r>
           <w:rPr>
             <w:rFonts w:ascii="Calibri" w:cs="Calibri" w:eastAsia="Calibri" w:hAnsi="Calibri"/>
@@ -153,7 +153,7 @@
         </w:rPr>
         <w:t xml:space="preserve">Ⓘ </w:t>
       </w:r>
-      <w:hyperlink w:history="1" r:id="rIdspuvmvwxszc6thrd7rspb">
+      <w:hyperlink w:history="1" r:id="rIdfdbbxl-pptng2o62-zzhh">
         <w:r>
           <w:rPr>
             <w:rFonts w:ascii="Calibri" w:cs="Calibri" w:eastAsia="Calibri" w:hAnsi="Calibri"/>
@@ -716,7 +716,7 @@
         </w:rPr>
         <w:t xml:space="preserve">   </w:t>
       </w:r>
-      <w:hyperlink w:history="1" r:id="rIdzz-r2fjus5rfkqfiz3vtn">
+      <w:hyperlink w:history="1" r:id="rIdt1hyfwtcid_vpurdekxpz">
         <w:r>
           <w:rPr>
             <w:rFonts w:ascii="Calibri" w:cs="Calibri" w:eastAsia="Calibri" w:hAnsi="Calibri"/>
@@ -744,7 +744,7 @@
         </w:rPr>
         <w:t xml:space="preserve">| </w:t>
       </w:r>
-      <w:hyperlink w:history="1" r:id="rIdicwblqxj2llebr2udpi4j">
+      <w:hyperlink w:history="1" r:id="rId4rrmf0luyxnvnsgl4u-mw">
         <w:r>
           <w:rPr>
             <w:rFonts w:ascii="Calibri" w:cs="Calibri" w:eastAsia="Calibri" w:hAnsi="Calibri"/>
@@ -772,7 +772,7 @@
         </w:rPr>
         <w:t xml:space="preserve">| </w:t>
       </w:r>
-      <w:hyperlink w:history="1" r:id="rId8shx6uq_1ph-iekuyshh7">
+      <w:hyperlink w:history="1" r:id="rIdiz-zjk62ujg2q6flcr5mf">
         <w:r>
           <w:rPr>
             <w:rFonts w:ascii="Calibri" w:cs="Calibri" w:eastAsia="Calibri" w:hAnsi="Calibri"/>
@@ -1125,7 +1125,7 @@
         </w:rPr>
         <w:t xml:space="preserve">   </w:t>
       </w:r>
-      <w:hyperlink w:history="1" r:id="rIdma9cygidkoxvdodbpsazm">
+      <w:hyperlink w:history="1" r:id="rIdkplv3a9hujv4lvmawur9v">
         <w:r>
           <w:rPr>
             <w:rFonts w:ascii="Calibri" w:cs="Calibri" w:eastAsia="Calibri" w:hAnsi="Calibri"/>
@@ -1153,7 +1153,7 @@
         </w:rPr>
         <w:t xml:space="preserve">| </w:t>
       </w:r>
-      <w:hyperlink w:history="1" r:id="rIdcoeyzew7gboysme2y08hb">
+      <w:hyperlink w:history="1" r:id="rIdim7uretsooizhdoci-pq3">
         <w:r>
           <w:rPr>
             <w:rFonts w:ascii="Calibri" w:cs="Calibri" w:eastAsia="Calibri" w:hAnsi="Calibri"/>
@@ -1286,7 +1286,7 @@
         </w:rPr>
         <w:t xml:space="preserve">   </w:t>
       </w:r>
-      <w:hyperlink w:history="1" r:id="rIdqmwa5exavgaphsrqmf9zh">
+      <w:hyperlink w:history="1" r:id="rIdg8ngbwypau0oclgjmwdwb">
         <w:r>
           <w:rPr>
             <w:rFonts w:ascii="Calibri" w:cs="Calibri" w:eastAsia="Calibri" w:hAnsi="Calibri"/>
@@ -1314,7 +1314,7 @@
         </w:rPr>
         <w:t xml:space="preserve">| </w:t>
       </w:r>
-      <w:hyperlink w:history="1" r:id="rIdko9gcwj-pg2djv99jwu76">
+      <w:hyperlink w:history="1" r:id="rIdqgi1g1yf1puw_1tlqbrr1">
         <w:r>
           <w:rPr>
             <w:rFonts w:ascii="Calibri" w:cs="Calibri" w:eastAsia="Calibri" w:hAnsi="Calibri"/>
@@ -1342,7 +1342,7 @@
         </w:rPr>
         <w:t xml:space="preserve">| </w:t>
       </w:r>
-      <w:hyperlink w:history="1" r:id="rIdo9j40nsirtyt3si3uriue">
+      <w:hyperlink w:history="1" r:id="rIdjtkbwnqxfavxumrlure8r">
         <w:r>
           <w:rPr>
             <w:rFonts w:ascii="Calibri" w:cs="Calibri" w:eastAsia="Calibri" w:hAnsi="Calibri"/>
@@ -1509,7 +1509,7 @@
         </w:rPr>
         <w:t xml:space="preserve">   </w:t>
       </w:r>
-      <w:hyperlink w:history="1" r:id="rIdjgnzhjht_di1_e9r9-hcv">
+      <w:hyperlink w:history="1" r:id="rIdyytoo4xibxpjjo82bbn6q">
         <w:r>
           <w:rPr>
             <w:rFonts w:ascii="Calibri" w:cs="Calibri" w:eastAsia="Calibri" w:hAnsi="Calibri"/>
@@ -1537,7 +1537,7 @@
         </w:rPr>
         <w:t xml:space="preserve">| </w:t>
       </w:r>
-      <w:hyperlink w:history="1" r:id="rId7jblyopiez7wkeblhn5hh">
+      <w:hyperlink w:history="1" r:id="rIdi2l_1vrmcpekxuxuvc_zm">
         <w:r>
           <w:rPr>
             <w:rFonts w:ascii="Calibri" w:cs="Calibri" w:eastAsia="Calibri" w:hAnsi="Calibri"/>
@@ -1666,7 +1666,7 @@
         </w:rPr>
         <w:t xml:space="preserve">   </w:t>
       </w:r>
-      <w:hyperlink w:history="1" r:id="rIdsqc3jcbic-qvnbtdh9dsn">
+      <w:hyperlink w:history="1" r:id="rId86chxqfq9liol7k0zdf-j">
         <w:r>
           <w:rPr>
             <w:rFonts w:ascii="Calibri" w:cs="Calibri" w:eastAsia="Calibri" w:hAnsi="Calibri"/>
@@ -1816,7 +1816,7 @@
         </w:rPr>
         <w:t xml:space="preserve">   </w:t>
       </w:r>
-      <w:hyperlink w:history="1" r:id="rId2vkzavay6bfbhz-qgqq6u">
+      <w:hyperlink w:history="1" r:id="rId-sdsfv5_pojuf8ptldo2e">
         <w:r>
           <w:rPr>
             <w:rFonts w:ascii="Calibri" w:cs="Calibri" w:eastAsia="Calibri" w:hAnsi="Calibri"/>
@@ -2600,7 +2600,7 @@
         </w:rPr>
         <w:t xml:space="preserve">   </w:t>
       </w:r>
-      <w:hyperlink w:history="1" r:id="rIdhdr4iw1todk1quhqfc08c">
+      <w:hyperlink w:history="1" r:id="rIdf1kjfsex65pxvykdnk-bf">
         <w:r>
           <w:rPr>
             <w:rFonts w:ascii="Calibri" w:cs="Calibri" w:eastAsia="Calibri" w:hAnsi="Calibri"/>
@@ -2628,7 +2628,7 @@
         </w:rPr>
         <w:t xml:space="preserve">| </w:t>
       </w:r>
-      <w:hyperlink w:history="1" r:id="rIdfslrnwhxhtwn4e18ahi_u">
+      <w:hyperlink w:history="1" r:id="rId6idmktyf3nm5ldmjl5cqc">
         <w:r>
           <w:rPr>
             <w:rFonts w:ascii="Calibri" w:cs="Calibri" w:eastAsia="Calibri" w:hAnsi="Calibri"/>
